--- a/site/docs/researchtranscript-fact-sheet-en.docx
+++ b/site/docs/researchtranscript-fact-sheet-en.docx
@@ -28,13 +28,51 @@
         <w:t xml:space="preserve"> </w:t>
       </w:r>
       <w:r>
-        <w:t xml:space="preserve">lead, an ethics board or colleagues. As of 16 September 2026, version</w:t>
-      </w:r>
-      <w:r>
-        <w:t xml:space="preserve"> </w:t>
-      </w:r>
-      <w:r>
-        <w:t xml:space="preserve">0.4.0.</w:t>
+        <w:t xml:space="preserve">lead, an ethics board or colleagues. As of 18 September 2026, version</w:t>
+      </w:r>
+      <w:r>
+        <w:t xml:space="preserve"> </w:t>
+      </w:r>
+      <w:r>
+        <w:t xml:space="preserve">0.6.0.</w:t>
+      </w:r>
+    </w:p>
+    <w:p>
+      <w:pPr>
+        <w:pStyle w:val="BodyText"/>
+      </w:pPr>
+      <w:r>
+        <w:t xml:space="preserve">This sheet is the general template. Since 0.6.0 the app itself</w:t>
+      </w:r>
+      <w:r>
+        <w:t xml:space="preserve"> </w:t>
+      </w:r>
+      <w:r>
+        <w:t xml:space="preserve">generates the version for an individual transcript (Editor › Export ›</w:t>
+      </w:r>
+      <w:r>
+        <w:t xml:space="preserve"> </w:t>
+      </w:r>
+      <w:r>
+        <w:t xml:space="preserve">“Documentation package (.zip) …”): a transcription record with the</w:t>
+      </w:r>
+      <w:r>
+        <w:t xml:space="preserve"> </w:t>
+      </w:r>
+      <w:r>
+        <w:t xml:space="preserve">model and version actually used and the measured degree of editing by</w:t>
+      </w:r>
+      <w:r>
+        <w:t xml:space="preserve"> </w:t>
+      </w:r>
+      <w:r>
+        <w:t xml:space="preserve">hand, a methods paragraph, facts for data protection, a data sheet for</w:t>
+      </w:r>
+      <w:r>
+        <w:t xml:space="preserve"> </w:t>
+      </w:r>
+      <w:r>
+        <w:t xml:space="preserve">the repository and a citation file.</w:t>
       </w:r>
     </w:p>
     <w:bookmarkStart w:id="9" w:name="what-the-app-does"/>
@@ -75,31 +113,31 @@
         <w:t xml:space="preserve"> </w:t>
       </w:r>
       <w:r>
-        <w:t xml:space="preserve">NVivo via REFI-QDA; enrich; WebVTT, CSV, plain text). Video recordings</w:t>
-      </w:r>
-      <w:r>
-        <w:t xml:space="preserve"> </w:t>
-      </w:r>
-      <w:r>
-        <w:t xml:space="preserve">(MP4/MOV) are accepted too: the sound is extracted, the video stays</w:t>
-      </w:r>
-      <w:r>
-        <w:t xml:space="preserve"> </w:t>
-      </w:r>
-      <w:r>
-        <w:t xml:space="preserve">unchanged with the transcript and leaves the computer only if you</w:t>
-      </w:r>
-      <w:r>
-        <w:t xml:space="preserve"> </w:t>
-      </w:r>
-      <w:r>
-        <w:t xml:space="preserve">explicitly include it in the REFI-QDA export. All of it happens on your</w:t>
-      </w:r>
-      <w:r>
-        <w:t xml:space="preserve"> </w:t>
-      </w:r>
-      <w:r>
-        <w:t xml:space="preserve">own Mac.</w:t>
+        <w:t xml:space="preserve">NVivo via REFI-QDA; enrich; WebVTT, CSV, plain text, Markdown, Word).</w:t>
+      </w:r>
+      <w:r>
+        <w:t xml:space="preserve"> </w:t>
+      </w:r>
+      <w:r>
+        <w:t xml:space="preserve">Video recordings (MP4/MOV) are accepted too: the sound is extracted, the</w:t>
+      </w:r>
+      <w:r>
+        <w:t xml:space="preserve"> </w:t>
+      </w:r>
+      <w:r>
+        <w:t xml:space="preserve">video stays unchanged with the transcript and leaves the computer only</w:t>
+      </w:r>
+      <w:r>
+        <w:t xml:space="preserve"> </w:t>
+      </w:r>
+      <w:r>
+        <w:t xml:space="preserve">if you explicitly include it in the REFI-QDA export. All of it happens</w:t>
+      </w:r>
+      <w:r>
+        <w:t xml:space="preserve"> </w:t>
+      </w:r>
+      <w:r>
+        <w:t xml:space="preserve">on your own Mac.</w:t>
       </w:r>
     </w:p>
     <w:bookmarkEnd w:id="9"/>
@@ -181,7 +219,7 @@
               <w:pStyle w:val="Compact"/>
             </w:pPr>
             <w:r>
-              <w:t xml:space="preserve">whisper.cpp with the model</w:t>
+              <w:t xml:space="preserve">whisper.cpp 1.8.2 with the model</w:t>
             </w:r>
             <w:r>
               <w:t xml:space="preserve"> </w:t>
@@ -223,7 +261,7 @@
               <w:pStyle w:val="Compact"/>
             </w:pPr>
             <w:r>
-              <w:t xml:space="preserve">locally, on the Mac's graphics unit</w:t>
+              <w:t xml:space="preserve">locally, as a helper program from the app bundle, on the Mac's graphics processor (Metal)</w:t>
             </w:r>
           </w:p>
         </w:tc>
@@ -236,7 +274,7 @@
               <w:pStyle w:val="Compact"/>
             </w:pPr>
             <w:r>
-              <w:t xml:space="preserve">silero-vad</w:t>
+              <w:t xml:space="preserve">Silero VAD 5.1.2 (inside whisper.cpp)</w:t>
             </w:r>
           </w:p>
         </w:tc>
@@ -247,7 +285,7 @@
               <w:pStyle w:val="Compact"/>
             </w:pPr>
             <w:r>
-              <w:t xml:space="preserve">Voice activity: detects where speech occurs at all</w:t>
+              <w:t xml:space="preserve">Voice activity: detects where speech occurs at all. Only when speaker diarisation is switched off; otherwise the diarisation cuts the blocks</w:t>
             </w:r>
           </w:p>
         </w:tc>
@@ -269,7 +307,7 @@
               <w:pStyle w:val="Compact"/>
             </w:pPr>
             <w:r>
-              <w:t xml:space="preserve">locally</w:t>
+              <w:t xml:space="preserve">locally, in the same helper program</w:t>
             </w:r>
           </w:p>
         </w:tc>
@@ -282,7 +320,7 @@
               <w:pStyle w:val="Compact"/>
             </w:pPr>
             <w:r>
-              <w:t xml:space="preserve">SpeakerKit (pyannote community-1)</w:t>
+              <w:t xml:space="preserve">SpeakerKit (Argmax) with the models pyannote segmentation-3.0, WeSpeaker ResNet34 and pyannote community-1</w:t>
             </w:r>
           </w:p>
         </w:tc>
@@ -293,7 +331,7 @@
               <w:pStyle w:val="Compact"/>
             </w:pPr>
             <w:r>
-              <w:t xml:space="preserve">Speaker separation: detects speaker changes including overlap and groups the voices</w:t>
+              <w:t xml:space="preserve">Speaker diarisation: detects speaker changes including overlap and groups the voices; can be switched off</w:t>
             </w:r>
           </w:p>
         </w:tc>
@@ -304,7 +342,7 @@
               <w:pStyle w:val="Compact"/>
             </w:pPr>
             <w:r>
-              <w:t xml:space="preserve">pyannote community-1 model (CC BY 4.0), converted to Core ML and quantised by Argmax; SpeakerKit runtime by Argmax (MIT)</w:t>
+              <w:t xml:space="preserve">models from pyannote speaker-diarization-community-1 (CC BY 4.0), converted to Core ML by Argmax; SpeakerKit runtime by Argmax (MIT)</w:t>
             </w:r>
           </w:p>
         </w:tc>
@@ -315,7 +353,7 @@
               <w:pStyle w:val="Compact"/>
             </w:pPr>
             <w:r>
-              <w:t xml:space="preserve">locally, on the Mac's Neural Engine</w:t>
+              <w:t xml:space="preserve">locally, in the app, via Core ML</w:t>
             </w:r>
           </w:p>
         </w:tc>
@@ -326,31 +364,43 @@
         <w:pStyle w:val="BodyText"/>
       </w:pPr>
       <w:r>
-        <w:t xml:space="preserve">All three models ship inside the application package. There is no</w:t>
-      </w:r>
-      <w:r>
-        <w:t xml:space="preserve"> </w:t>
-      </w:r>
-      <w:r>
-        <w:t xml:space="preserve">access to an AI service, no account, no API key. Anyone wishing to use</w:t>
-      </w:r>
-      <w:r>
-        <w:t xml:space="preserve"> </w:t>
-      </w:r>
-      <w:r>
-        <w:t xml:space="preserve">a different whisper.cpp model places it in the library's “Modelle”</w:t>
-      </w:r>
-      <w:r>
-        <w:t xml:space="preserve"> </w:t>
-      </w:r>
-      <w:r>
-        <w:t xml:space="preserve">folder themselves; such a model is not part of this list, and each</w:t>
-      </w:r>
-      <w:r>
-        <w:t xml:space="preserve"> </w:t>
-      </w:r>
-      <w:r>
-        <w:t xml:space="preserve">transcript's journal records which model produced it.</w:t>
+        <w:t xml:space="preserve">All models ship inside the application package; the app downloads</w:t>
+      </w:r>
+      <w:r>
+        <w:t xml:space="preserve"> </w:t>
+      </w:r>
+      <w:r>
+        <w:t xml:space="preserve">neither models nor program components. Audio is read by macOS itself</w:t>
+      </w:r>
+      <w:r>
+        <w:t xml:space="preserve"> </w:t>
+      </w:r>
+      <w:r>
+        <w:t xml:space="preserve">(AVFoundation), MP3 is written by LAME (LGPL, dynamically linked). There</w:t>
+      </w:r>
+      <w:r>
+        <w:t xml:space="preserve"> </w:t>
+      </w:r>
+      <w:r>
+        <w:t xml:space="preserve">is no access to an AI service, no account, no API key. Anyone wishing</w:t>
+      </w:r>
+      <w:r>
+        <w:t xml:space="preserve"> </w:t>
+      </w:r>
+      <w:r>
+        <w:t xml:space="preserve">to use a different whisper.cpp model places it in the library's</w:t>
+      </w:r>
+      <w:r>
+        <w:t xml:space="preserve"> </w:t>
+      </w:r>
+      <w:r>
+        <w:t xml:space="preserve">“Modelle” folder themselves; such a model is not part of this list, and</w:t>
+      </w:r>
+      <w:r>
+        <w:t xml:space="preserve"> </w:t>
+      </w:r>
+      <w:r>
+        <w:t xml:space="preserve">each transcript's journal records which model produced it.</w:t>
       </w:r>
     </w:p>
     <w:p>
@@ -362,19 +412,19 @@
           <w:b/>
           <w:bCs/>
         </w:rPr>
-        <w:t xml:space="preserve">No generative AI.</w:t>
-      </w:r>
-      <w:r>
-        <w:t xml:space="preserve"> </w:t>
-      </w:r>
-      <w:r>
-        <w:t xml:space="preserve">Nothing is summarised, rephrased or interpreted.</w:t>
-      </w:r>
-      <w:r>
-        <w:t xml:space="preserve"> </w:t>
-      </w:r>
-      <w:r>
-        <w:t xml:space="preserve">The app delivers what was said — not what was meant.</w:t>
+        <w:t xml:space="preserve">No summarising, no rephrasing.</w:t>
+      </w:r>
+      <w:r>
+        <w:t xml:space="preserve"> </w:t>
+      </w:r>
+      <w:r>
+        <w:t xml:space="preserve">The app summarises nothing and</w:t>
+      </w:r>
+      <w:r>
+        <w:t xml:space="preserve"> </w:t>
+      </w:r>
+      <w:r>
+        <w:t xml:space="preserve">rephrases nothing. The models do not learn from the recordings.</w:t>
       </w:r>
     </w:p>
     <w:p>
@@ -392,19 +442,19 @@
         <w:t xml:space="preserve"> </w:t>
       </w:r>
       <w:r>
-        <w:t xml:space="preserve">Whisper is a neural model. Where it</w:t>
-      </w:r>
-      <w:r>
-        <w:t xml:space="preserve"> </w:t>
-      </w:r>
-      <w:r>
-        <w:t xml:space="preserve">understands nothing (background noise, dialect, overlapping speech) it</w:t>
-      </w:r>
-      <w:r>
-        <w:t xml:space="preserve"> </w:t>
-      </w:r>
-      <w:r>
-        <w:t xml:space="preserve">may insert words that were never said. A transcript from</w:t>
+        <w:t xml:space="preserve">Speech recognition is an AI model.</w:t>
+      </w:r>
+      <w:r>
+        <w:t xml:space="preserve"> </w:t>
+      </w:r>
+      <w:r>
+        <w:t xml:space="preserve">Where it understands nothing (background noise, dialect, overlapping</w:t>
+      </w:r>
+      <w:r>
+        <w:t xml:space="preserve"> </w:t>
+      </w:r>
+      <w:r>
+        <w:t xml:space="preserve">speech) it can produce words that were not said. A transcript from</w:t>
       </w:r>
       <w:r>
         <w:t xml:space="preserve"> </w:t>
@@ -489,7 +539,13 @@
         </w:numPr>
       </w:pPr>
       <w:r>
-        <w:t xml:space="preserve">Licence: AGPL-3.0-or-later — free software that may be used,</w:t>
+        <w:t xml:space="preserve">Licence: AGPL-3.0-or-later, with an additional permission for</w:t>
+      </w:r>
+      <w:r>
+        <w:t xml:space="preserve"> </w:t>
+      </w:r>
+      <w:r>
+        <w:t xml:space="preserve">distribution through the App Store — free software that may be used,</w:t>
       </w:r>
       <w:r>
         <w:t xml:space="preserve"> </w:t>
@@ -536,13 +592,13 @@
         </w:numPr>
       </w:pPr>
       <w:r>
-        <w:t xml:space="preserve">Installer: signed and notarised with an Apple Developer ID, checksum</w:t>
-      </w:r>
-      <w:r>
-        <w:t xml:space="preserve"> </w:t>
-      </w:r>
-      <w:r>
-        <w:t xml:space="preserve">with every release on GitHub</w:t>
+        <w:t xml:space="preserve">Installer (DMG): signed and notarised with an Apple Developer ID, on</w:t>
+      </w:r>
+      <w:r>
+        <w:t xml:space="preserve"> </w:t>
+      </w:r>
+      <w:r>
+        <w:t xml:space="preserve">the GitHub releases page, with a checksum</w:t>
       </w:r>
     </w:p>
     <w:p>
@@ -582,7 +638,7 @@
         </w:numPr>
       </w:pPr>
       <w:r>
-        <w:t xml:space="preserve">The app opens</w:t>
+        <w:t xml:space="preserve">The app transmits</w:t>
       </w:r>
       <w:r>
         <w:t xml:space="preserve"> </w:t>
@@ -592,16 +648,49 @@
           <w:b/>
           <w:bCs/>
         </w:rPr>
-        <w:t xml:space="preserve">no outbound network connections</w:t>
-      </w:r>
-      <w:r>
-        <w:t xml:space="preserve">: no telemetry, no</w:t>
-      </w:r>
-      <w:r>
-        <w:t xml:space="preserve"> </w:t>
-      </w:r>
-      <w:r>
-        <w:t xml:space="preserve">usage statistics, no update check, no crash reports of its own.</w:t>
+        <w:t xml:space="preserve">no recordings, texts or usage data</w:t>
+      </w:r>
+      <w:r>
+        <w:t xml:space="preserve">: no account,</w:t>
+      </w:r>
+      <w:r>
+        <w:t xml:space="preserve"> </w:t>
+      </w:r>
+      <w:r>
+        <w:t xml:space="preserve">no telemetry, no update check, no crash reports of its own, no model</w:t>
+      </w:r>
+      <w:r>
+        <w:t xml:space="preserve"> </w:t>
+      </w:r>
+      <w:r>
+        <w:t xml:space="preserve">downloads. The macOS network entitlement is set only because the</w:t>
+      </w:r>
+      <w:r>
+        <w:t xml:space="preserve"> </w:t>
+      </w:r>
+      <w:r>
+        <w:t xml:space="preserve">built-in web view requires it; a firewall or</w:t>
+      </w:r>
+      <w:r>
+        <w:t xml:space="preserve"> </w:t>
+      </w:r>
+      <w:r>
+        <w:rPr>
+          <w:rStyle w:val="VerbatimChar"/>
+        </w:rPr>
+        <w:t xml:space="preserve">nettop</w:t>
+      </w:r>
+      <w:r>
+        <w:t xml:space="preserve"> </w:t>
+      </w:r>
+      <w:r>
+        <w:t xml:space="preserve">shows that no</w:t>
+      </w:r>
+      <w:r>
+        <w:t xml:space="preserve"> </w:t>
+      </w:r>
+      <w:r>
+        <w:t xml:space="preserve">connection is made.</w:t>
       </w:r>
     </w:p>
     <w:p>
@@ -613,7 +702,19 @@
         </w:numPr>
       </w:pPr>
       <w:r>
-        <w:t xml:space="preserve">Its internal service listens only on the loopback address</w:t>
+        <w:t xml:space="preserve">There is no internal service: no server, no open port. The</w:t>
+      </w:r>
+      <w:r>
+        <w:t xml:space="preserve"> </w:t>
+      </w:r>
+      <w:r>
+        <w:t xml:space="preserve">application logic runs embedded inside the app. Readable by anyone:</w:t>
+      </w:r>
+      <w:r>
+        <w:t xml:space="preserve"> </w:t>
+      </w:r>
+      <w:r>
+        <w:t xml:space="preserve">the shell</w:t>
       </w:r>
       <w:r>
         <w:t xml:space="preserve"> </w:t>
@@ -622,40 +723,19 @@
         <w:rPr>
           <w:rStyle w:val="VerbatimChar"/>
         </w:rPr>
-        <w:t xml:space="preserve">127.0.0.1</w:t>
-      </w:r>
-      <w:r>
-        <w:t xml:space="preserve"> </w:t>
-      </w:r>
-      <w:r>
-        <w:t xml:space="preserve">of the machine itself and rejects any request from elsewhere. The code</w:t>
-      </w:r>
-      <w:r>
-        <w:t xml:space="preserve"> </w:t>
-      </w:r>
-      <w:r>
-        <w:t xml:space="preserve">for this is in</w:t>
-      </w:r>
-      <w:r>
-        <w:t xml:space="preserve"> </w:t>
-      </w:r>
-      <w:r>
-        <w:rPr>
-          <w:rStyle w:val="VerbatimChar"/>
-        </w:rPr>
-        <w:t xml:space="preserve">backend/src/researchtranscript/main.py</w:t>
-      </w:r>
-      <w:r>
-        <w:t xml:space="preserve"> </w:t>
-      </w:r>
-      <w:r>
-        <w:t xml:space="preserve">— readable by</w:t>
-      </w:r>
-      <w:r>
-        <w:t xml:space="preserve"> </w:t>
-      </w:r>
-      <w:r>
-        <w:t xml:space="preserve">anyone.</w:t>
+        <w:t xml:space="preserve">frontend/src-tauri/src/lib.rs</w:t>
+      </w:r>
+      <w:r>
+        <w:t xml:space="preserve"> </w:t>
+      </w:r>
+      <w:r>
+        <w:t xml:space="preserve">starts no server and opens</w:t>
+      </w:r>
+      <w:r>
+        <w:t xml:space="preserve"> </w:t>
+      </w:r>
+      <w:r>
+        <w:t xml:space="preserve">no port.</w:t>
       </w:r>
     </w:p>
     <w:p>
@@ -667,19 +747,25 @@
         </w:numPr>
       </w:pPr>
       <w:r>
-        <w:t xml:space="preserve">Audio and transcript live exclusively in the chosen library folder.</w:t>
-      </w:r>
-      <w:r>
-        <w:t xml:space="preserve"> </w:t>
-      </w:r>
-      <w:r>
-        <w:t xml:space="preserve">Deleted items move to a trash folder inside the library until it is</w:t>
-      </w:r>
-      <w:r>
-        <w:t xml:space="preserve"> </w:t>
-      </w:r>
-      <w:r>
-        <w:t xml:space="preserve">emptied.</w:t>
+        <w:t xml:space="preserve">The app runs in the macOS App Sandbox: access only to folders chosen</w:t>
+      </w:r>
+      <w:r>
+        <w:t xml:space="preserve"> </w:t>
+      </w:r>
+      <w:r>
+        <w:t xml:space="preserve">in a dialog and to files dragged in. The entitlements are in</w:t>
+      </w:r>
+      <w:r>
+        <w:t xml:space="preserve"> </w:t>
+      </w:r>
+      <w:r>
+        <w:rPr>
+          <w:rStyle w:val="VerbatimChar"/>
+        </w:rPr>
+        <w:t xml:space="preserve">frontend/src-tauri/entitlements.plist</w:t>
+      </w:r>
+      <w:r>
+        <w:t xml:space="preserve">.</w:t>
       </w:r>
     </w:p>
     <w:p>
@@ -691,13 +777,133 @@
         </w:numPr>
       </w:pPr>
       <w:r>
-        <w:t xml:space="preserve">No server, no cloud service, no user account, no processor, no</w:t>
-      </w:r>
-      <w:r>
-        <w:t xml:space="preserve"> </w:t>
-      </w:r>
-      <w:r>
-        <w:t xml:space="preserve">third-country transfer — because nothing is transmitted.</w:t>
+        <w:t xml:space="preserve">Recording and transcript live in the chosen library folder, one</w:t>
+      </w:r>
+      <w:r>
+        <w:t xml:space="preserve"> </w:t>
+      </w:r>
+      <w:r>
+        <w:t xml:space="preserve">subfolder per transcript:</w:t>
+      </w:r>
+      <w:r>
+        <w:t xml:space="preserve"> </w:t>
+      </w:r>
+      <w:r>
+        <w:rPr>
+          <w:rStyle w:val="VerbatimChar"/>
+        </w:rPr>
+        <w:t xml:space="preserve">transkript.json</w:t>
+      </w:r>
+      <w:r>
+        <w:t xml:space="preserve"> </w:t>
+      </w:r>
+      <w:r>
+        <w:t xml:space="preserve">(wording, speakers, memos,</w:t>
+      </w:r>
+      <w:r>
+        <w:t xml:space="preserve"> </w:t>
+      </w:r>
+      <w:r>
+        <w:t xml:space="preserve">journal, Zotero details), a copy of the recording, for video the video</w:t>
+      </w:r>
+      <w:r>
+        <w:t xml:space="preserve"> </w:t>
+      </w:r>
+      <w:r>
+        <w:t xml:space="preserve">file too,</w:t>
+      </w:r>
+      <w:r>
+        <w:t xml:space="preserve"> </w:t>
+      </w:r>
+      <w:r>
+        <w:rPr>
+          <w:rStyle w:val="VerbatimChar"/>
+        </w:rPr>
+        <w:t xml:space="preserve">wellenform.json</w:t>
+      </w:r>
+      <w:r>
+        <w:t xml:space="preserve">, plus</w:t>
+      </w:r>
+      <w:r>
+        <w:t xml:space="preserve"> </w:t>
+      </w:r>
+      <w:r>
+        <w:rPr>
+          <w:rStyle w:val="VerbatimChar"/>
+        </w:rPr>
+        <w:t xml:space="preserve">ausgang.json</w:t>
+      </w:r>
+      <w:r>
+        <w:t xml:space="preserve"> </w:t>
+      </w:r>
+      <w:r>
+        <w:t xml:space="preserve">(the state as</w:t>
+      </w:r>
+      <w:r>
+        <w:t xml:space="preserve"> </w:t>
+      </w:r>
+      <w:r>
+        <w:t xml:space="preserve">delivered by the machine or by an imported file) and</w:t>
+      </w:r>
+      <w:r>
+        <w:t xml:space="preserve"> </w:t>
+      </w:r>
+      <w:r>
+        <w:rPr>
+          <w:rStyle w:val="VerbatimChar"/>
+        </w:rPr>
+        <w:t xml:space="preserve">history/</w:t>
+      </w:r>
+      <w:r>
+        <w:t xml:space="preserve"> </w:t>
+      </w:r>
+      <w:r>
+        <w:t xml:space="preserve">(the</w:t>
+      </w:r>
+      <w:r>
+        <w:t xml:space="preserve"> </w:t>
+      </w:r>
+      <w:r>
+        <w:t xml:space="preserve">last 30 states). Deleted transcripts remain in the library's</w:t>
+      </w:r>
+      <w:r>
+        <w:t xml:space="preserve"> </w:t>
+      </w:r>
+      <w:r>
+        <w:rPr>
+          <w:rStyle w:val="VerbatimChar"/>
+        </w:rPr>
+        <w:t xml:space="preserve">_papierkorb</w:t>
+      </w:r>
+      <w:r>
+        <w:t xml:space="preserve"> </w:t>
+      </w:r>
+      <w:r>
+        <w:t xml:space="preserve">folder until it is emptied in the Finder. Settings and</w:t>
+      </w:r>
+      <w:r>
+        <w:t xml:space="preserve"> </w:t>
+      </w:r>
+      <w:r>
+        <w:t xml:space="preserve">the app log are stored in the app container of the user account.</w:t>
+      </w:r>
+    </w:p>
+    <w:p>
+      <w:pPr>
+        <w:pStyle w:val="Compact"/>
+        <w:numPr>
+          <w:ilvl w:val="0"/>
+          <w:numId w:val="1002"/>
+        </w:numPr>
+      </w:pPr>
+      <w:r>
+        <w:t xml:space="preserve">No cloud service, no user account, no processor, no third-country</w:t>
+      </w:r>
+      <w:r>
+        <w:t xml:space="preserve"> </w:t>
+      </w:r>
+      <w:r>
+        <w:t xml:space="preserve">transfer — because nothing is transmitted.</w:t>
       </w:r>
     </w:p>
     <w:p>
@@ -727,7 +933,7 @@
         <w:t xml:space="preserve"> </w:t>
       </w:r>
       <w:r>
-        <w:t xml:space="preserve">Drive for the Documents folder) and the diagnostic data of macOS itself</w:t>
+        <w:t xml:space="preserve">Drive for the Documents folder) and the crash reports of macOS itself</w:t>
       </w:r>
       <w:r>
         <w:t xml:space="preserve"> </w:t>
@@ -743,13 +949,13 @@
       </w:r>
     </w:p>
     <w:bookmarkEnd w:id="14"/>
-    <w:bookmarkStart w:id="15" w:name="anonymising-names"/>
+    <w:bookmarkStart w:id="15" w:name="pseudonymising-names"/>
     <w:p>
       <w:pPr>
         <w:pStyle w:val="Heading2"/>
       </w:pPr>
       <w:r>
-        <w:t xml:space="preserve">Anonymising names</w:t>
+        <w:t xml:space="preserve">Pseudonymising names</w:t>
       </w:r>
     </w:p>
     <w:p>
@@ -861,13 +1067,101 @@
         <w:t xml:space="preserve"> </w:t>
       </w:r>
       <w:r>
-        <w:t xml:space="preserve">Pseudonymisation applies to the</w:t>
-      </w:r>
-      <w:r>
-        <w:t xml:space="preserve"> </w:t>
-      </w:r>
-      <w:r>
-        <w:t xml:space="preserve">text. Exports as REFI-QDA (</w:t>
+        <w:t xml:space="preserve">What is pseudonymised is the text</w:t>
+      </w:r>
+      <w:r>
+        <w:t xml:space="preserve"> </w:t>
+      </w:r>
+      <w:r>
+        <w:t xml:space="preserve">of the final version.</w:t>
+      </w:r>
+      <w:r>
+        <w:t xml:space="preserve"> </w:t>
+      </w:r>
+      <w:r>
+        <w:rPr>
+          <w:rStyle w:val="VerbatimChar"/>
+        </w:rPr>
+        <w:t xml:space="preserve">ausgang.json</w:t>
+      </w:r>
+      <w:r>
+        <w:t xml:space="preserve"> </w:t>
+      </w:r>
+      <w:r>
+        <w:t xml:space="preserve">and</w:t>
+      </w:r>
+      <w:r>
+        <w:t xml:space="preserve"> </w:t>
+      </w:r>
+      <w:r>
+        <w:rPr>
+          <w:rStyle w:val="VerbatimChar"/>
+        </w:rPr>
+        <w:t xml:space="preserve">history/</w:t>
+      </w:r>
+      <w:r>
+        <w:t xml:space="preserve"> </w:t>
+      </w:r>
+      <w:r>
+        <w:t xml:space="preserve">contain the</w:t>
+      </w:r>
+      <w:r>
+        <w:t xml:space="preserve"> </w:t>
+      </w:r>
+      <w:r>
+        <w:t xml:space="preserve">wording before any pseudonymisation, the recording the voice and real</w:t>
+      </w:r>
+      <w:r>
+        <w:t xml:space="preserve"> </w:t>
+      </w:r>
+      <w:r>
+        <w:t xml:space="preserve">names.</w:t>
+      </w:r>
+    </w:p>
+    <w:p>
+      <w:pPr>
+        <w:pStyle w:val="Compact"/>
+        <w:numPr>
+          <w:ilvl w:val="0"/>
+          <w:numId w:val="1003"/>
+        </w:numPr>
+      </w:pPr>
+      <w:r>
+        <w:rPr>
+          <w:b/>
+          <w:bCs/>
+        </w:rPr>
+        <w:t xml:space="preserve">What exports contain.</w:t>
+      </w:r>
+      <w:r>
+        <w:t xml:space="preserve"> </w:t>
+      </w:r>
+      <w:r>
+        <w:t xml:space="preserve">All text formats (VTT, CSV, TXT, Markdown,</w:t>
+      </w:r>
+      <w:r>
+        <w:t xml:space="preserve"> </w:t>
+      </w:r>
+      <w:r>
+        <w:t xml:space="preserve">Word): wording, speaker names, timestamps; CSV, Markdown and Word</w:t>
+      </w:r>
+      <w:r>
+        <w:t xml:space="preserve"> </w:t>
+      </w:r>
+      <w:r>
+        <w:t xml:space="preserve">additionally the memos; Markdown and Word, with a Zotero link, a</w:t>
+      </w:r>
+      <w:r>
+        <w:t xml:space="preserve"> </w:t>
+      </w:r>
+      <w:r>
+        <w:t xml:space="preserve">header with title, date, citekey and the persons whose roles were</w:t>
+      </w:r>
+      <w:r>
+        <w:t xml:space="preserve"> </w:t>
+      </w:r>
+      <w:r>
+        <w:t xml:space="preserve">selected. REFI-QDA (</w:t>
       </w:r>
       <w:r>
         <w:rPr>
@@ -876,7 +1170,13 @@
         <w:t xml:space="preserve">.qdpx.zip</w:t>
       </w:r>
       <w:r>
-        <w:t xml:space="preserve">) and enrich dossier (</w:t>
+        <w:t xml:space="preserve">): text, memos and the audio recording,</w:t>
+      </w:r>
+      <w:r>
+        <w:t xml:space="preserve"> </w:t>
+      </w:r>
+      <w:r>
+        <w:t xml:space="preserve">i.e. the voice; on request the video file. enrich dossier (</w:t>
       </w:r>
       <w:r>
         <w:rPr>
@@ -885,25 +1185,31 @@
         <w:t xml:space="preserve">.enrich</w:t>
       </w:r>
       <w:r>
-        <w:t xml:space="preserve">)</w:t>
-      </w:r>
-      <w:r>
-        <w:t xml:space="preserve"> </w:t>
-      </w:r>
-      <w:r>
-        <w:t xml:space="preserve">contain the audio file with voice and real names; WebVTT, CSV and</w:t>
-      </w:r>
-      <w:r>
-        <w:t xml:space="preserve"> </w:t>
-      </w:r>
-      <w:r>
-        <w:t xml:space="preserve">plain text contain text only. Whoever wants to pass on pseudonymised</w:t>
-      </w:r>
-      <w:r>
-        <w:t xml:space="preserve"> </w:t>
-      </w:r>
-      <w:r>
-        <w:t xml:space="preserve">data only passes on a text format.</w:t>
+        <w:t xml:space="preserve">):</w:t>
+      </w:r>
+      <w:r>
+        <w:t xml:space="preserve"> </w:t>
+      </w:r>
+      <w:r>
+        <w:t xml:space="preserve">text, audio recording as MP3, journal (installation ID, optionally</w:t>
+      </w:r>
+      <w:r>
+        <w:t xml:space="preserve"> </w:t>
+      </w:r>
+      <w:r>
+        <w:t xml:space="preserve">e-mail), Zotero details; no memos. Whoever wants to pass on</w:t>
+      </w:r>
+      <w:r>
+        <w:t xml:space="preserve"> </w:t>
+      </w:r>
+      <w:r>
+        <w:t xml:space="preserve">pseudonymised data only passes on a text format and checks memos and</w:t>
+      </w:r>
+      <w:r>
+        <w:t xml:space="preserve"> </w:t>
+      </w:r>
+      <w:r>
+        <w:t xml:space="preserve">header.</w:t>
       </w:r>
     </w:p>
     <w:bookmarkEnd w:id="15"/>
@@ -921,37 +1227,37 @@
         <w:pStyle w:val="BlockText"/>
       </w:pPr>
       <w:r>
-        <w:t xml:space="preserve">The recordings were transcribed with ResearchTranscript 0.4.0 (B/IAS</w:t>
-      </w:r>
-      <w:r>
-        <w:t xml:space="preserve"> </w:t>
-      </w:r>
-      <w:r>
-        <w:t xml:space="preserve">Basel, AGPL-3.0; speech recognition whisper.cpp with the model</w:t>
-      </w:r>
-      <w:r>
-        <w:t xml:space="preserve"> </w:t>
-      </w:r>
-      <w:r>
-        <w:t xml:space="preserve">large-v3-turbo, speaker separation with pyannote community-1-TDNN)</w:t>
-      </w:r>
-      <w:r>
-        <w:t xml:space="preserve"> </w:t>
-      </w:r>
-      <w:r>
-        <w:t xml:space="preserve">entirely locally on a computer of the research group, without</w:t>
-      </w:r>
-      <w:r>
-        <w:t xml:space="preserve"> </w:t>
-      </w:r>
-      <w:r>
-        <w:t xml:space="preserve">transmission to external services. The raw transcripts were then</w:t>
-      </w:r>
-      <w:r>
-        <w:t xml:space="preserve"> </w:t>
-      </w:r>
-      <w:r>
-        <w:t xml:space="preserve">corrected against the recording and pseudonymised.</w:t>
+        <w:t xml:space="preserve">The recordings were transcribed locally with ResearchTranscript 0.6.0</w:t>
+      </w:r>
+      <w:r>
+        <w:t xml:space="preserve"> </w:t>
+      </w:r>
+      <w:r>
+        <w:t xml:space="preserve">(B/IAS Basel, AGPL-3.0-or-later; speech recognition whisper.cpp with</w:t>
+      </w:r>
+      <w:r>
+        <w:t xml:space="preserve"> </w:t>
+      </w:r>
+      <w:r>
+        <w:t xml:space="preserve">the model large-v3-turbo, speaker diarisation SpeakerKit with pyannote</w:t>
+      </w:r>
+      <w:r>
+        <w:t xml:space="preserve"> </w:t>
+      </w:r>
+      <w:r>
+        <w:t xml:space="preserve">models) on a computer of the research group; the app transmits no data</w:t>
+      </w:r>
+      <w:r>
+        <w:t xml:space="preserve"> </w:t>
+      </w:r>
+      <w:r>
+        <w:t xml:space="preserve">in the process. The raw transcripts were then checked against the</w:t>
+      </w:r>
+      <w:r>
+        <w:t xml:space="preserve"> </w:t>
+      </w:r>
+      <w:r>
+        <w:t xml:space="preserve">recording, corrected and pseudonymised in the text.</w:t>
       </w:r>
     </w:p>
     <w:p>

--- a/site/docs/researchtranscript-fact-sheet-en.docx
+++ b/site/docs/researchtranscript-fact-sheet-en.docx
@@ -28,13 +28,13 @@
         <w:t xml:space="preserve"> </w:t>
       </w:r>
       <w:r>
-        <w:t xml:space="preserve">lead, an ethics board or colleagues. As of 18 September 2026, version</w:t>
-      </w:r>
-      <w:r>
-        <w:t xml:space="preserve"> </w:t>
-      </w:r>
-      <w:r>
-        <w:t xml:space="preserve">0.6.0.</w:t>
+        <w:t xml:space="preserve">lead, an ethics board or colleagues. As of 23 September 2026, version</w:t>
+      </w:r>
+      <w:r>
+        <w:t xml:space="preserve"> </w:t>
+      </w:r>
+      <w:r>
+        <w:t xml:space="preserve">0.6.2.</w:t>
       </w:r>
     </w:p>
     <w:p>
@@ -1227,7 +1227,7 @@
         <w:pStyle w:val="BlockText"/>
       </w:pPr>
       <w:r>
-        <w:t xml:space="preserve">The recordings were transcribed locally with ResearchTranscript 0.6.0</w:t>
+        <w:t xml:space="preserve">The recordings were transcribed locally with ResearchTranscript 0.6.2</w:t>
       </w:r>
       <w:r>
         <w:t xml:space="preserve"> </w:t>
